--- a/zht/docx/66.content.docx
+++ b/zht/docx/66.content.docx
@@ -19,7 +19,7 @@
         <w:rPr>
           <w:lang w:val="zh_TW" w:bidi="zh_TW"/>
         </w:rPr>
-        <w:t>Resource: 研讀筆記 - 書籍簡介 (Tyndale)</w:t>
+        <w:t>Resource: Tyndale Open Study Notes</w:t>
       </w:r>
       <w:r>
         <w:rPr>
@@ -112,7 +112,7 @@
         <w:rPr>
           <w:lang w:val="zh_TW" w:bidi="zh_TW"/>
         </w:rPr>
-        <w:t>研讀筆記 - 書籍簡介 (Tyndale)</w:t>
+        <w:t>Tyndale Open Study Notes</w:t>
       </w:r>
     </w:p>
     <w:p>

--- a/zht/docx/66.content.docx
+++ b/zht/docx/66.content.docx
@@ -19,7 +19,7 @@
         <w:rPr>
           <w:lang w:val="zh_TW" w:bidi="zh_TW"/>
         </w:rPr>
-        <w:t>Resource: Tyndale Open Study Notes</w:t>
+        <w:t>Resource: Aquifer Open Study Notes (Book Intros)</w:t>
       </w:r>
       <w:r>
         <w:rPr>
@@ -112,7 +112,7 @@
         <w:rPr>
           <w:lang w:val="zh_TW" w:bidi="zh_TW"/>
         </w:rPr>
-        <w:t>Tyndale Open Study Notes</w:t>
+        <w:t>Aquifer Open Study Notes (Book Intros)</w:t>
       </w:r>
     </w:p>
     <w:p>

--- a/zht/docx/66.content.docx
+++ b/zht/docx/66.content.docx
@@ -297,54 +297,36 @@
         </w:rPr>
         <w:t>啟示錄以一種非比尋常的方式開始，有三個獨立的引言。首先，約翰說明這卷書的異象性質（</w:t>
       </w:r>
-      <w:hyperlink r:id="rId13">
-        <w:r>
-          <w:rPr>
-            <w:lang w:val="zh_TW" w:bidi="zh_TW"/>
-          </w:rPr>
-          <w:rPr>
-            <w:color w:val="0000EE"/>
-            <w:u w:val="single"/>
-          </w:rPr>
-          <w:t>1:1–3</w:t>
-        </w:r>
-      </w:hyperlink>
+      <w:r>
+        <w:rPr>
+          <w:lang w:val="zh_TW" w:bidi="zh_TW"/>
+        </w:rPr>
+        <w:t>1:1–3</w:t>
+      </w:r>
       <w:r>
         <w:rPr>
           <w:lang w:val="zh_TW" w:bidi="zh_TW"/>
         </w:rPr>
         <w:t>）；接著是書信的問安（</w:t>
       </w:r>
-      <w:hyperlink r:id="rId14">
-        <w:r>
-          <w:rPr>
-            <w:lang w:val="zh_TW" w:bidi="zh_TW"/>
-          </w:rPr>
-          <w:rPr>
-            <w:color w:val="0000EE"/>
-            <w:u w:val="single"/>
-          </w:rPr>
-          <w:t>1:4–8</w:t>
-        </w:r>
-      </w:hyperlink>
+      <w:r>
+        <w:rPr>
+          <w:lang w:val="zh_TW" w:bidi="zh_TW"/>
+        </w:rPr>
+        <w:t>1:4–8</w:t>
+      </w:r>
       <w:r>
         <w:rPr>
           <w:lang w:val="zh_TW" w:bidi="zh_TW"/>
         </w:rPr>
         <w:t>），然後是歷史背景介紹（</w:t>
       </w:r>
-      <w:hyperlink r:id="rId15">
-        <w:r>
-          <w:rPr>
-            <w:lang w:val="zh_TW" w:bidi="zh_TW"/>
-          </w:rPr>
-          <w:rPr>
-            <w:color w:val="0000EE"/>
-            <w:u w:val="single"/>
-          </w:rPr>
-          <w:t>1:9–11</w:t>
-        </w:r>
-      </w:hyperlink>
+      <w:r>
+        <w:rPr>
+          <w:lang w:val="zh_TW" w:bidi="zh_TW"/>
+        </w:rPr>
+        <w:t>1:9–11</w:t>
+      </w:r>
       <w:r>
         <w:rPr>
           <w:lang w:val="zh_TW" w:bidi="zh_TW"/>
@@ -365,54 +347,36 @@
         </w:rPr>
         <w:t>書中接著描述了耶穌的異象（</w:t>
       </w:r>
-      <w:hyperlink r:id="rId16">
-        <w:r>
-          <w:rPr>
-            <w:lang w:val="zh_TW" w:bidi="zh_TW"/>
-          </w:rPr>
-          <w:rPr>
-            <w:color w:val="0000EE"/>
-            <w:u w:val="single"/>
-          </w:rPr>
-          <w:t>1:12–20</w:t>
-        </w:r>
-      </w:hyperlink>
+      <w:r>
+        <w:rPr>
+          <w:lang w:val="zh_TW" w:bidi="zh_TW"/>
+        </w:rPr>
+        <w:t>1:12–20</w:t>
+      </w:r>
       <w:r>
         <w:rPr>
           <w:lang w:val="zh_TW" w:bidi="zh_TW"/>
         </w:rPr>
         <w:t>）。在寫給亞細亞七間教會的信中，基督親自勉勵信徒，並指出各教會的屬靈生命狀況（</w:t>
       </w:r>
-      <w:hyperlink r:id="rId17">
-        <w:r>
-          <w:rPr>
-            <w:lang w:val="zh_TW" w:bidi="zh_TW"/>
-          </w:rPr>
-          <w:rPr>
-            <w:color w:val="0000EE"/>
-            <w:u w:val="single"/>
-          </w:rPr>
-          <w:t>2–3章</w:t>
-        </w:r>
-      </w:hyperlink>
+      <w:r>
+        <w:rPr>
+          <w:lang w:val="zh_TW" w:bidi="zh_TW"/>
+        </w:rPr>
+        <w:t>2–3章</w:t>
+      </w:r>
       <w:r>
         <w:rPr>
           <w:lang w:val="zh_TW" w:bidi="zh_TW"/>
         </w:rPr>
         <w:t>）。隨後，第</w:t>
       </w:r>
-      <w:hyperlink r:id="rId18">
-        <w:r>
-          <w:rPr>
-            <w:lang w:val="zh_TW" w:bidi="zh_TW"/>
-          </w:rPr>
-          <w:rPr>
-            <w:color w:val="0000EE"/>
-            <w:u w:val="single"/>
-          </w:rPr>
-          <w:t>四至五章</w:t>
-        </w:r>
-      </w:hyperlink>
+      <w:r>
+        <w:rPr>
+          <w:lang w:val="zh_TW" w:bidi="zh_TW"/>
+        </w:rPr>
+        <w:t>四至五章</w:t>
+      </w:r>
       <w:r>
         <w:rPr>
           <w:lang w:val="zh_TW" w:bidi="zh_TW"/>
@@ -433,54 +397,36 @@
         </w:rPr>
         <w:t>這卷書的核心部分（</w:t>
       </w:r>
-      <w:hyperlink r:id="rId19">
-        <w:r>
-          <w:rPr>
-            <w:lang w:val="zh_TW" w:bidi="zh_TW"/>
-          </w:rPr>
-          <w:rPr>
-            <w:color w:val="0000EE"/>
-            <w:u w:val="single"/>
-          </w:rPr>
-          <w:t>6–16章</w:t>
-        </w:r>
-      </w:hyperlink>
+      <w:r>
+        <w:rPr>
+          <w:lang w:val="zh_TW" w:bidi="zh_TW"/>
+        </w:rPr>
+        <w:t>6–16章</w:t>
+      </w:r>
       <w:r>
         <w:rPr>
           <w:lang w:val="zh_TW" w:bidi="zh_TW"/>
         </w:rPr>
         <w:t>）描述了三幕審判劇。第一幕（</w:t>
       </w:r>
-      <w:hyperlink r:id="rId20">
-        <w:r>
-          <w:rPr>
-            <w:lang w:val="zh_TW" w:bidi="zh_TW"/>
-          </w:rPr>
-          <w:rPr>
-            <w:color w:val="0000EE"/>
-            <w:u w:val="single"/>
-          </w:rPr>
-          <w:t>6:1–8:1</w:t>
-        </w:r>
-      </w:hyperlink>
+      <w:r>
+        <w:rPr>
+          <w:lang w:val="zh_TW" w:bidi="zh_TW"/>
+        </w:rPr>
+        <w:t>6:1–8:1</w:t>
+      </w:r>
       <w:r>
         <w:rPr>
           <w:lang w:val="zh_TW" w:bidi="zh_TW"/>
         </w:rPr>
         <w:t>）是基督揭開七印，引發七次審判，其中包含第一個插段（</w:t>
       </w:r>
-      <w:hyperlink r:id="rId21">
-        <w:r>
-          <w:rPr>
-            <w:lang w:val="zh_TW" w:bidi="zh_TW"/>
-          </w:rPr>
-          <w:rPr>
-            <w:color w:val="0000EE"/>
-            <w:u w:val="single"/>
-          </w:rPr>
-          <w:t>7章</w:t>
-        </w:r>
-      </w:hyperlink>
+      <w:r>
+        <w:rPr>
+          <w:lang w:val="zh_TW" w:bidi="zh_TW"/>
+        </w:rPr>
+        <w:t>7章</w:t>
+      </w:r>
       <w:r>
         <w:rPr>
           <w:lang w:val="zh_TW" w:bidi="zh_TW"/>
@@ -501,72 +447,48 @@
         </w:rPr>
         <w:t>第二幕描述七位天使吹響七枝號角（</w:t>
       </w:r>
-      <w:hyperlink r:id="rId22">
-        <w:r>
-          <w:rPr>
-            <w:lang w:val="zh_TW" w:bidi="zh_TW"/>
-          </w:rPr>
-          <w:rPr>
-            <w:color w:val="0000EE"/>
-            <w:u w:val="single"/>
-          </w:rPr>
-          <w:t>8:2–11:19</w:t>
-        </w:r>
-      </w:hyperlink>
+      <w:r>
+        <w:rPr>
+          <w:lang w:val="zh_TW" w:bidi="zh_TW"/>
+        </w:rPr>
+        <w:t>8:2–11:19</w:t>
+      </w:r>
       <w:r>
         <w:rPr>
           <w:lang w:val="zh_TW" w:bidi="zh_TW"/>
         </w:rPr>
         <w:t>），呈現對世界的第二重審判。第六號之後出現一個神秘的插段（</w:t>
       </w:r>
-      <w:hyperlink r:id="rId23">
-        <w:r>
-          <w:rPr>
-            <w:lang w:val="zh_TW" w:bidi="zh_TW"/>
-          </w:rPr>
-          <w:rPr>
-            <w:color w:val="0000EE"/>
-            <w:u w:val="single"/>
-          </w:rPr>
-          <w:t>10:1–10</w:t>
-        </w:r>
-      </w:hyperlink>
+      <w:r>
+        <w:rPr>
+          <w:lang w:val="zh_TW" w:bidi="zh_TW"/>
+        </w:rPr>
+        <w:t>10:1–10</w:t>
+      </w:r>
       <w:r>
         <w:rPr>
           <w:lang w:val="zh_TW" w:bidi="zh_TW"/>
         </w:rPr>
         <w:t>），其中一位天使、一卷小書卷，以及七個隱秘的雷聲，為一幅苦樂參半的畫面開啟序幕，講述兩位見證人傳講神的信息（</w:t>
       </w:r>
-      <w:hyperlink r:id="rId24">
-        <w:r>
-          <w:rPr>
-            <w:lang w:val="zh_TW" w:bidi="zh_TW"/>
-          </w:rPr>
-          <w:rPr>
-            <w:color w:val="0000EE"/>
-            <w:u w:val="single"/>
-          </w:rPr>
-          <w:t>11:1–14</w:t>
-        </w:r>
-      </w:hyperlink>
+      <w:r>
+        <w:rPr>
+          <w:lang w:val="zh_TW" w:bidi="zh_TW"/>
+        </w:rPr>
+        <w:t>11:1–14</w:t>
+      </w:r>
       <w:r>
         <w:rPr>
           <w:lang w:val="zh_TW" w:bidi="zh_TW"/>
         </w:rPr>
         <w:t>）。最後一枝號角響起，預告天上將迎來基督的國度（</w:t>
       </w:r>
-      <w:hyperlink r:id="rId25">
-        <w:r>
-          <w:rPr>
-            <w:lang w:val="zh_TW" w:bidi="zh_TW"/>
-          </w:rPr>
-          <w:rPr>
-            <w:color w:val="0000EE"/>
-            <w:u w:val="single"/>
-          </w:rPr>
-          <w:t>11:15–19</w:t>
-        </w:r>
-      </w:hyperlink>
+      <w:r>
+        <w:rPr>
+          <w:lang w:val="zh_TW" w:bidi="zh_TW"/>
+        </w:rPr>
+        <w:t>11:15–19</w:t>
+      </w:r>
       <w:r>
         <w:rPr>
           <w:lang w:val="zh_TW" w:bidi="zh_TW"/>
@@ -587,108 +509,72 @@
         </w:rPr>
         <w:t>在第二幕之後，啟示錄轉向三個偉大的神蹟和象徵性的描繪。</w:t>
       </w:r>
-      <w:hyperlink r:id="rId26">
-        <w:r>
-          <w:rPr>
-            <w:lang w:val="zh_TW" w:bidi="zh_TW"/>
-          </w:rPr>
-          <w:rPr>
-            <w:color w:val="0000EE"/>
-            <w:u w:val="single"/>
-          </w:rPr>
-          <w:t>第十二章</w:t>
-        </w:r>
-      </w:hyperlink>
+      <w:r>
+        <w:rPr>
+          <w:lang w:val="zh_TW" w:bidi="zh_TW"/>
+        </w:rPr>
+        <w:t>第十二章</w:t>
+      </w:r>
       <w:r>
         <w:rPr>
           <w:lang w:val="zh_TW" w:bidi="zh_TW"/>
         </w:rPr>
         <w:t>描述善與惡之間的宇宙性爭戰，以及應許中的救贖主基督的誕生，神拯救祂免受撒但的計謀毀滅（</w:t>
       </w:r>
-      <w:hyperlink r:id="rId27">
-        <w:r>
-          <w:rPr>
-            <w:lang w:val="zh_TW" w:bidi="zh_TW"/>
-          </w:rPr>
-          <w:rPr>
-            <w:color w:val="0000EE"/>
-            <w:u w:val="single"/>
-          </w:rPr>
-          <w:t>12:1–10</w:t>
-        </w:r>
-      </w:hyperlink>
+      <w:r>
+        <w:rPr>
+          <w:lang w:val="zh_TW" w:bidi="zh_TW"/>
+        </w:rPr>
+        <w:t>12:1–10</w:t>
+      </w:r>
       <w:r>
         <w:rPr>
           <w:lang w:val="zh_TW" w:bidi="zh_TW"/>
         </w:rPr>
         <w:t>）。撒但雖已被擊敗，但仍（被描繪為龍的形象）擾亂神的子民（</w:t>
       </w:r>
-      <w:hyperlink r:id="rId28">
-        <w:r>
-          <w:rPr>
-            <w:lang w:val="zh_TW" w:bidi="zh_TW"/>
-          </w:rPr>
-          <w:rPr>
-            <w:color w:val="0000EE"/>
-            <w:u w:val="single"/>
-          </w:rPr>
-          <w:t>12:11–17</w:t>
-        </w:r>
-      </w:hyperlink>
+      <w:r>
+        <w:rPr>
+          <w:lang w:val="zh_TW" w:bidi="zh_TW"/>
+        </w:rPr>
+        <w:t>12:11–17</w:t>
+      </w:r>
       <w:r>
         <w:rPr>
           <w:lang w:val="zh_TW" w:bidi="zh_TW"/>
         </w:rPr>
         <w:t>）。接著，啟示錄提到另外兩個獸，與龍結合形成世界上的「邪惡三位一體」（</w:t>
       </w:r>
-      <w:hyperlink r:id="rId29">
-        <w:r>
-          <w:rPr>
-            <w:lang w:val="zh_TW" w:bidi="zh_TW"/>
-          </w:rPr>
-          <w:rPr>
-            <w:color w:val="0000EE"/>
-            <w:u w:val="single"/>
-          </w:rPr>
-          <w:t>13章</w:t>
-        </w:r>
-      </w:hyperlink>
+      <w:r>
+        <w:rPr>
+          <w:lang w:val="zh_TW" w:bidi="zh_TW"/>
+        </w:rPr>
+        <w:t>13章</w:t>
+      </w:r>
       <w:r>
         <w:rPr>
           <w:lang w:val="zh_TW" w:bidi="zh_TW"/>
         </w:rPr>
         <w:t>）。這些邪惡勢力與站在錫安山上的羔羊及祂忠心的僕人形成鮮明對比，錫安山象徵神的救贖與統治（</w:t>
       </w:r>
-      <w:hyperlink r:id="rId30">
-        <w:r>
-          <w:rPr>
-            <w:lang w:val="zh_TW" w:bidi="zh_TW"/>
-          </w:rPr>
-          <w:rPr>
-            <w:color w:val="0000EE"/>
-            <w:u w:val="single"/>
-          </w:rPr>
-          <w:t>14:1–5</w:t>
-        </w:r>
-      </w:hyperlink>
+      <w:r>
+        <w:rPr>
+          <w:lang w:val="zh_TW" w:bidi="zh_TW"/>
+        </w:rPr>
+        <w:t>14:1–5</w:t>
+      </w:r>
       <w:r>
         <w:rPr>
           <w:lang w:val="zh_TW" w:bidi="zh_TW"/>
         </w:rPr>
         <w:t>）。三位天使宣告神即將來臨的審判，並預告邪惡勢力的毀滅（</w:t>
       </w:r>
-      <w:hyperlink r:id="rId31">
-        <w:r>
-          <w:rPr>
-            <w:lang w:val="zh_TW" w:bidi="zh_TW"/>
-          </w:rPr>
-          <w:rPr>
-            <w:color w:val="0000EE"/>
-            <w:u w:val="single"/>
-          </w:rPr>
-          <w:t>14:6–20</w:t>
-        </w:r>
-      </w:hyperlink>
+      <w:r>
+        <w:rPr>
+          <w:lang w:val="zh_TW" w:bidi="zh_TW"/>
+        </w:rPr>
+        <w:t>14:6–20</w:t>
+      </w:r>
       <w:r>
         <w:rPr>
           <w:lang w:val="zh_TW" w:bidi="zh_TW"/>
@@ -709,36 +595,24 @@
         </w:rPr>
         <w:t>第三幕是最終的審判，包括七災（</w:t>
       </w:r>
-      <w:hyperlink r:id="rId32">
-        <w:r>
-          <w:rPr>
-            <w:lang w:val="zh_TW" w:bidi="zh_TW"/>
-          </w:rPr>
-          <w:rPr>
-            <w:color w:val="0000EE"/>
-            <w:u w:val="single"/>
-          </w:rPr>
-          <w:t>16章</w:t>
-        </w:r>
-      </w:hyperlink>
+      <w:r>
+        <w:rPr>
+          <w:lang w:val="zh_TW" w:bidi="zh_TW"/>
+        </w:rPr>
+        <w:t>16章</w:t>
+      </w:r>
       <w:r>
         <w:rPr>
           <w:lang w:val="zh_TW" w:bidi="zh_TW"/>
         </w:rPr>
         <w:t>），約翰以摩西與羔羊的聯合頌歌來展開這一幕（</w:t>
       </w:r>
-      <w:hyperlink r:id="rId33">
-        <w:r>
-          <w:rPr>
-            <w:lang w:val="zh_TW" w:bidi="zh_TW"/>
-          </w:rPr>
-          <w:rPr>
-            <w:color w:val="0000EE"/>
-            <w:u w:val="single"/>
-          </w:rPr>
-          <w:t>15章</w:t>
-        </w:r>
-      </w:hyperlink>
+      <w:r>
+        <w:rPr>
+          <w:lang w:val="zh_TW" w:bidi="zh_TW"/>
+        </w:rPr>
+        <w:t>15章</w:t>
+      </w:r>
       <w:r>
         <w:rPr>
           <w:lang w:val="zh_TW" w:bidi="zh_TW"/>
@@ -759,162 +633,108 @@
         </w:rPr>
         <w:t>在這些災難之後，約翰敘述了大淫婦巴比倫（或羅馬，</w:t>
       </w:r>
-      <w:hyperlink r:id="rId34">
-        <w:r>
-          <w:rPr>
-            <w:lang w:val="zh_TW" w:bidi="zh_TW"/>
-          </w:rPr>
-          <w:rPr>
-            <w:color w:val="0000EE"/>
-            <w:u w:val="single"/>
-          </w:rPr>
-          <w:t>17章</w:t>
-        </w:r>
-      </w:hyperlink>
+      <w:r>
+        <w:rPr>
+          <w:lang w:val="zh_TW" w:bidi="zh_TW"/>
+        </w:rPr>
+        <w:t>17章</w:t>
+      </w:r>
       <w:r>
         <w:rPr>
           <w:lang w:val="zh_TW" w:bidi="zh_TW"/>
         </w:rPr>
         <w:t>）的毀滅。世界為這個曾經帶來安全依靠的勢力哀悼（</w:t>
       </w:r>
-      <w:hyperlink r:id="rId35">
-        <w:r>
-          <w:rPr>
-            <w:lang w:val="zh_TW" w:bidi="zh_TW"/>
-          </w:rPr>
-          <w:rPr>
-            <w:color w:val="0000EE"/>
-            <w:u w:val="single"/>
-          </w:rPr>
-          <w:t>18:1–19</w:t>
-        </w:r>
-      </w:hyperlink>
+      <w:r>
+        <w:rPr>
+          <w:lang w:val="zh_TW" w:bidi="zh_TW"/>
+        </w:rPr>
+        <w:t>18:1–19</w:t>
+      </w:r>
       <w:r>
         <w:rPr>
           <w:lang w:val="zh_TW" w:bidi="zh_TW"/>
         </w:rPr>
         <w:t>），但天上、使徒與先知卻因其覆滅而歡喜（</w:t>
       </w:r>
-      <w:hyperlink r:id="rId36">
-        <w:r>
-          <w:rPr>
-            <w:lang w:val="zh_TW" w:bidi="zh_TW"/>
-          </w:rPr>
-          <w:rPr>
-            <w:color w:val="0000EE"/>
-            <w:u w:val="single"/>
-          </w:rPr>
-          <w:t>18:20–24</w:t>
-        </w:r>
-      </w:hyperlink>
+      <w:r>
+        <w:rPr>
+          <w:lang w:val="zh_TW" w:bidi="zh_TW"/>
+        </w:rPr>
+        <w:t>18:20–24</w:t>
+      </w:r>
       <w:r>
         <w:rPr>
           <w:lang w:val="zh_TW" w:bidi="zh_TW"/>
         </w:rPr>
         <w:t>），並以神的得勝之歌頌讚（</w:t>
       </w:r>
-      <w:hyperlink r:id="rId37">
-        <w:r>
-          <w:rPr>
-            <w:lang w:val="zh_TW" w:bidi="zh_TW"/>
-          </w:rPr>
-          <w:rPr>
-            <w:color w:val="0000EE"/>
-            <w:u w:val="single"/>
-          </w:rPr>
-          <w:t>19:1–10</w:t>
-        </w:r>
-      </w:hyperlink>
+      <w:r>
+        <w:rPr>
+          <w:lang w:val="zh_TW" w:bidi="zh_TW"/>
+        </w:rPr>
+        <w:t>19:1–10</w:t>
+      </w:r>
       <w:r>
         <w:rPr>
           <w:lang w:val="zh_TW" w:bidi="zh_TW"/>
         </w:rPr>
         <w:t>）。神的敵人無法抗衡萬王之王，獸（世界的權勢）和所有追隨它們的人，在哈米吉多頓之戰中被耶穌擊敗，並被扔進火湖（</w:t>
       </w:r>
-      <w:hyperlink r:id="rId38">
-        <w:r>
-          <w:rPr>
-            <w:lang w:val="zh_TW" w:bidi="zh_TW"/>
-          </w:rPr>
-          <w:rPr>
-            <w:color w:val="0000EE"/>
-            <w:u w:val="single"/>
-          </w:rPr>
-          <w:t>19:11–21</w:t>
-        </w:r>
-      </w:hyperlink>
+      <w:r>
+        <w:rPr>
+          <w:lang w:val="zh_TW" w:bidi="zh_TW"/>
+        </w:rPr>
+        <w:t>19:11–21</w:t>
+      </w:r>
       <w:r>
         <w:rPr>
           <w:lang w:val="zh_TW" w:bidi="zh_TW"/>
         </w:rPr>
         <w:t>）。撒但被囚禁（</w:t>
       </w:r>
-      <w:hyperlink r:id="rId39">
-        <w:r>
-          <w:rPr>
-            <w:lang w:val="zh_TW" w:bidi="zh_TW"/>
-          </w:rPr>
-          <w:rPr>
-            <w:color w:val="0000EE"/>
-            <w:u w:val="single"/>
-          </w:rPr>
-          <w:t>20:1–3</w:t>
-        </w:r>
-      </w:hyperlink>
+      <w:r>
+        <w:rPr>
+          <w:lang w:val="zh_TW" w:bidi="zh_TW"/>
+        </w:rPr>
+        <w:t>20:1–3</w:t>
+      </w:r>
       <w:r>
         <w:rPr>
           <w:lang w:val="zh_TW" w:bidi="zh_TW"/>
         </w:rPr>
         <w:t>），而神的聖徒則在地上與基督一同作王，並享受片刻的安息（</w:t>
       </w:r>
-      <w:hyperlink r:id="rId40">
-        <w:r>
-          <w:rPr>
-            <w:lang w:val="zh_TW" w:bidi="zh_TW"/>
-          </w:rPr>
-          <w:rPr>
-            <w:color w:val="0000EE"/>
-            <w:u w:val="single"/>
-          </w:rPr>
-          <w:t>20:4–6</w:t>
-        </w:r>
-      </w:hyperlink>
+      <w:r>
+        <w:rPr>
+          <w:lang w:val="zh_TW" w:bidi="zh_TW"/>
+        </w:rPr>
+        <w:t>20:4–6</w:t>
+      </w:r>
       <w:r>
         <w:rPr>
           <w:lang w:val="zh_TW" w:bidi="zh_TW"/>
         </w:rPr>
         <w:t>）。儘管撒但竭力與神爭戰，最終牠也被扔進火湖（</w:t>
       </w:r>
-      <w:hyperlink r:id="rId41">
-        <w:r>
-          <w:rPr>
-            <w:lang w:val="zh_TW" w:bidi="zh_TW"/>
-          </w:rPr>
-          <w:rPr>
-            <w:color w:val="0000EE"/>
-            <w:u w:val="single"/>
-          </w:rPr>
-          <w:t>20:7–10</w:t>
-        </w:r>
-      </w:hyperlink>
+      <w:r>
+        <w:rPr>
+          <w:lang w:val="zh_TW" w:bidi="zh_TW"/>
+        </w:rPr>
+        <w:t>20:7–10</w:t>
+      </w:r>
       <w:r>
         <w:rPr>
           <w:lang w:val="zh_TW" w:bidi="zh_TW"/>
         </w:rPr>
         <w:t>）。所有追隨龍的人在神的寶座前接受審判，而人類最大的仇敵——死亡，也被消滅（</w:t>
       </w:r>
-      <w:hyperlink r:id="rId42">
-        <w:r>
-          <w:rPr>
-            <w:lang w:val="zh_TW" w:bidi="zh_TW"/>
-          </w:rPr>
-          <w:rPr>
-            <w:color w:val="0000EE"/>
-            <w:u w:val="single"/>
-          </w:rPr>
-          <w:t>20:11–15</w:t>
-        </w:r>
-      </w:hyperlink>
+      <w:r>
+        <w:rPr>
+          <w:lang w:val="zh_TW" w:bidi="zh_TW"/>
+        </w:rPr>
+        <w:t>20:11–15</w:t>
+      </w:r>
       <w:r>
         <w:rPr>
           <w:lang w:val="zh_TW" w:bidi="zh_TW"/>
@@ -935,54 +755,36 @@
         </w:rPr>
         <w:t>最後，約翰描繪了一幅壯麗的天堂景象，透過經設計、具規模和象徵意義的圖像，將人的想像推向極限（</w:t>
       </w:r>
-      <w:hyperlink r:id="rId43">
-        <w:r>
-          <w:rPr>
-            <w:lang w:val="zh_TW" w:bidi="zh_TW"/>
-          </w:rPr>
-          <w:rPr>
-            <w:color w:val="0000EE"/>
-            <w:u w:val="single"/>
-          </w:rPr>
-          <w:t>21–22章</w:t>
-        </w:r>
-      </w:hyperlink>
+      <w:r>
+        <w:rPr>
+          <w:lang w:val="zh_TW" w:bidi="zh_TW"/>
+        </w:rPr>
+        <w:t>21–22章</w:t>
+      </w:r>
       <w:r>
         <w:rPr>
           <w:lang w:val="zh_TW" w:bidi="zh_TW"/>
         </w:rPr>
         <w:t>）。這些充滿盼望的異象，為啟示錄也為整本聖經帶來一個圓滿的結尾。聖靈與教會向所有讀者發出邀請，呼籲他們來領受神的永恆應許（</w:t>
       </w:r>
-      <w:hyperlink r:id="rId44">
-        <w:r>
-          <w:rPr>
-            <w:lang w:val="zh_TW" w:bidi="zh_TW"/>
-          </w:rPr>
-          <w:rPr>
-            <w:color w:val="0000EE"/>
-            <w:u w:val="single"/>
-          </w:rPr>
-          <w:t>22:17</w:t>
-        </w:r>
-      </w:hyperlink>
+      <w:r>
+        <w:rPr>
+          <w:lang w:val="zh_TW" w:bidi="zh_TW"/>
+        </w:rPr>
+        <w:t>22:17</w:t>
+      </w:r>
       <w:r>
         <w:rPr>
           <w:lang w:val="zh_TW" w:bidi="zh_TW"/>
         </w:rPr>
         <w:t>）。這卷書最後以所有基督跟隨者的禱告作結：「主耶穌啊，我願你來！」（</w:t>
       </w:r>
-      <w:hyperlink r:id="rId45">
-        <w:r>
-          <w:rPr>
-            <w:lang w:val="zh_TW" w:bidi="zh_TW"/>
-          </w:rPr>
-          <w:rPr>
-            <w:color w:val="0000EE"/>
-            <w:u w:val="single"/>
-          </w:rPr>
-          <w:t>22:20</w:t>
-        </w:r>
-      </w:hyperlink>
+      <w:r>
+        <w:rPr>
+          <w:lang w:val="zh_TW" w:bidi="zh_TW"/>
+        </w:rPr>
+        <w:t>22:20</w:t>
+      </w:r>
       <w:r>
         <w:rPr>
           <w:lang w:val="zh_TW" w:bidi="zh_TW"/>
@@ -1014,18 +816,12 @@
         </w:rPr>
         <w:t>啟示錄是一卷令人興奮的書卷，但也讓許多讀者感到困惑，或許是因為它既是預言，又是啟示文學。瑞士宗教改革家約翰·加爾文（John Calvin）為聖經的所有書卷寫了註釋，唯獨沒有為啟示錄撰寫，表明他沒有信心完全理解這卷書。馬丁·路德（Martin Luther）認為啟示錄對「因信稱義」的教義著墨不多，因此將它視為次要正典（sub-canonical），不將其視為信仰教義的權威書卷，而僅適用於基督徒的生活指引。由於解釋啟示錄的難度極高，許多基督教教師選擇完全避談這卷書，或者只講解其中寫給七間教會的書信（</w:t>
       </w:r>
-      <w:hyperlink r:id="rId17">
-        <w:r>
-          <w:rPr>
-            <w:lang w:val="zh_TW" w:bidi="zh_TW"/>
-          </w:rPr>
-          <w:rPr>
-            <w:color w:val="0000EE"/>
-            <w:u w:val="single"/>
-          </w:rPr>
-          <w:t>2–3</w:t>
-        </w:r>
-      </w:hyperlink>
+      <w:r>
+        <w:rPr>
+          <w:lang w:val="zh_TW" w:bidi="zh_TW"/>
+        </w:rPr>
+        <w:t>2–3</w:t>
+      </w:r>
       <w:r>
         <w:rPr>
           <w:lang w:val="zh_TW" w:bidi="zh_TW"/>
@@ -1071,36 +867,24 @@
         </w:rPr>
         <w:t>整本聖經都是神所默示的（見</w:t>
       </w:r>
-      <w:hyperlink r:id="rId46">
-        <w:r>
-          <w:rPr>
-            <w:lang w:val="zh_TW" w:bidi="zh_TW"/>
-          </w:rPr>
-          <w:rPr>
-            <w:color w:val="0000EE"/>
-            <w:u w:val="single"/>
-          </w:rPr>
-          <w:t>提後3:15–17</w:t>
-        </w:r>
-      </w:hyperlink>
+      <w:r>
+        <w:rPr>
+          <w:lang w:val="zh_TW" w:bidi="zh_TW"/>
+        </w:rPr>
+        <w:t>提後3:15–17</w:t>
+      </w:r>
       <w:r>
         <w:rPr>
           <w:lang w:val="zh_TW" w:bidi="zh_TW"/>
         </w:rPr>
         <w:t>；</w:t>
       </w:r>
-      <w:hyperlink r:id="rId47">
-        <w:r>
-          <w:rPr>
-            <w:lang w:val="zh_TW" w:bidi="zh_TW"/>
-          </w:rPr>
-          <w:rPr>
-            <w:color w:val="0000EE"/>
-            <w:u w:val="single"/>
-          </w:rPr>
-          <w:t>彼後1:20–21</w:t>
-        </w:r>
-      </w:hyperlink>
+      <w:r>
+        <w:rPr>
+          <w:lang w:val="zh_TW" w:bidi="zh_TW"/>
+        </w:rPr>
+        <w:t>彼後1:20–21</w:t>
+      </w:r>
       <w:r>
         <w:rPr>
           <w:lang w:val="zh_TW" w:bidi="zh_TW"/>
@@ -1147,72 +931,48 @@
         </w:rPr>
         <w:t>由於啟示錄的性質，閱讀時需要運用想像力。這就像與神一同進入夢境，並發現其中蘊含祂的奇妙信息。與其將啟示錄的所有場景，嘗試拼湊成嚴密的邏輯架構，讀者不如以圖像思維來理解。例如，約翰提到「一切的青草也被燒了」（</w:t>
       </w:r>
-      <w:hyperlink r:id="rId48">
-        <w:r>
-          <w:rPr>
-            <w:lang w:val="zh_TW" w:bidi="zh_TW"/>
-          </w:rPr>
-          <w:rPr>
-            <w:color w:val="0000EE"/>
-            <w:u w:val="single"/>
-          </w:rPr>
-          <w:t>8:7</w:t>
-        </w:r>
-      </w:hyperlink>
+      <w:r>
+        <w:rPr>
+          <w:lang w:val="zh_TW" w:bidi="zh_TW"/>
+        </w:rPr>
+        <w:t>8:7</w:t>
+      </w:r>
       <w:r>
         <w:rPr>
           <w:lang w:val="zh_TW" w:bidi="zh_TW"/>
         </w:rPr>
         <w:t>），但後來又說蝗蟲受命不可「傷害地上的草」（</w:t>
       </w:r>
-      <w:hyperlink r:id="rId49">
-        <w:r>
-          <w:rPr>
-            <w:lang w:val="zh_TW" w:bidi="zh_TW"/>
-          </w:rPr>
-          <w:rPr>
-            <w:color w:val="0000EE"/>
-            <w:u w:val="single"/>
-          </w:rPr>
-          <w:t>9:4</w:t>
-        </w:r>
-      </w:hyperlink>
+      <w:r>
+        <w:rPr>
+          <w:lang w:val="zh_TW" w:bidi="zh_TW"/>
+        </w:rPr>
+        <w:t>9:4</w:t>
+      </w:r>
       <w:r>
         <w:rPr>
           <w:lang w:val="zh_TW" w:bidi="zh_TW"/>
         </w:rPr>
         <w:t>），這兩個敘述似乎矛盾，但如果我們意識到這是來自兩個不同的異象，而且這些異象並非按時間順序記錄事件的發展，而是透過圖像來傳達神的信息，那麼這個矛盾便自然消失。同樣，在天上聖殿的異象中，約翰說「神天上的殿開了」（</w:t>
       </w:r>
-      <w:hyperlink r:id="rId50">
-        <w:r>
-          <w:rPr>
-            <w:lang w:val="zh_TW" w:bidi="zh_TW"/>
-          </w:rPr>
-          <w:rPr>
-            <w:color w:val="0000EE"/>
-            <w:u w:val="single"/>
-          </w:rPr>
-          <w:t>11:19</w:t>
-        </w:r>
-      </w:hyperlink>
+      <w:r>
+        <w:rPr>
+          <w:lang w:val="zh_TW" w:bidi="zh_TW"/>
+        </w:rPr>
+        <w:t>11:19</w:t>
+      </w:r>
       <w:r>
         <w:rPr>
           <w:lang w:val="zh_TW" w:bidi="zh_TW"/>
         </w:rPr>
         <w:t>），但後來我們發現「未見城內有殿」（</w:t>
       </w:r>
-      <w:hyperlink r:id="rId51">
-        <w:r>
-          <w:rPr>
-            <w:lang w:val="zh_TW" w:bidi="zh_TW"/>
-          </w:rPr>
-          <w:rPr>
-            <w:color w:val="0000EE"/>
-            <w:u w:val="single"/>
-          </w:rPr>
-          <w:t>21:22</w:t>
-        </w:r>
-      </w:hyperlink>
+      <w:r>
+        <w:rPr>
+          <w:lang w:val="zh_TW" w:bidi="zh_TW"/>
+        </w:rPr>
+        <w:t>21:22</w:t>
+      </w:r>
       <w:r>
         <w:rPr>
           <w:lang w:val="zh_TW" w:bidi="zh_TW"/>
@@ -1244,18 +1004,12 @@
         </w:rPr>
         <w:t>約翰透過生動的圖像和異象，將讀者的思維帶入想像的領域。這種寫作方式並非由他獨創，他使用了一種熟悉的文學體裁來傳達信息，這類富有想像力的作品稱為「天啟」（希臘文意為「揭示」），因為它們旨在向讀者展現現實的新視角。這類作品通常出現在壓迫與逼迫的時期，用來鼓勵受苦的信徒。天啟文學經常使用象徵名字、數字和描述，作為一種「密碼」，使外部讀者（特別是敵人）無法理解其中的含義。對於沒有解讀鑰匙的人來說，這些內容可能看起來像是胡言亂語或無稽之談。例如在啟示錄中，巴比倫被用作羅馬的代號（</w:t>
       </w:r>
-      <w:hyperlink r:id="rId52">
-        <w:r>
-          <w:rPr>
-            <w:lang w:val="zh_TW" w:bidi="zh_TW"/>
-          </w:rPr>
-          <w:rPr>
-            <w:color w:val="0000EE"/>
-            <w:u w:val="single"/>
-          </w:rPr>
-          <w:t>17:5–9</w:t>
-        </w:r>
-      </w:hyperlink>
+      <w:r>
+        <w:rPr>
+          <w:lang w:val="zh_TW" w:bidi="zh_TW"/>
+        </w:rPr>
+        <w:t>17:5–9</w:t>
+      </w:r>
       <w:r>
         <w:rPr>
           <w:lang w:val="zh_TW" w:bidi="zh_TW"/>
@@ -1314,30 +1068,18 @@
         </w:rPr>
         <w:t>身為先見者或異象領受者，約翰也稱自己的作品為「預言」（</w:t>
       </w:r>
-      <w:hyperlink r:id="rId53">
-        <w:r>
-          <w:rPr>
-            <w:lang w:val="zh_TW" w:bidi="zh_TW"/>
-          </w:rPr>
-          <w:rPr>
-            <w:color w:val="0000EE"/>
-            <w:u w:val="single"/>
-          </w:rPr>
-          <w:t>1:3，</w:t>
-        </w:r>
-      </w:hyperlink>
-      <w:hyperlink r:id="rId54">
-        <w:r>
-          <w:rPr>
-            <w:lang w:val="zh_TW" w:bidi="zh_TW"/>
-          </w:rPr>
-          <w:rPr>
-            <w:color w:val="0000EE"/>
-            <w:u w:val="single"/>
-          </w:rPr>
-          <w:t>22:7</w:t>
-        </w:r>
-      </w:hyperlink>
+      <w:r>
+        <w:rPr>
+          <w:lang w:val="zh_TW" w:bidi="zh_TW"/>
+        </w:rPr>
+        <w:t>1:3，</w:t>
+      </w:r>
+      <w:r>
+        <w:rPr>
+          <w:lang w:val="zh_TW" w:bidi="zh_TW"/>
+        </w:rPr>
+        <w:t>22:7</w:t>
+      </w:r>
       <w:r>
         <w:rPr>
           <w:lang w:val="zh_TW" w:bidi="zh_TW"/>
@@ -1396,162 +1138,102 @@
         </w:rPr>
         <w:t>相反，新約正典書卷則有所不同，它們都是以作者的真名寫成（見</w:t>
       </w:r>
-      <w:hyperlink r:id="rId55">
-        <w:r>
-          <w:rPr>
-            <w:lang w:val="zh_TW" w:bidi="zh_TW"/>
-          </w:rPr>
-          <w:rPr>
-            <w:color w:val="0000EE"/>
-            <w:u w:val="single"/>
-          </w:rPr>
-          <w:t>羅1:1</w:t>
-        </w:r>
-      </w:hyperlink>
+      <w:r>
+        <w:rPr>
+          <w:lang w:val="zh_TW" w:bidi="zh_TW"/>
+        </w:rPr>
+        <w:t>羅1:1</w:t>
+      </w:r>
       <w:r>
         <w:rPr>
           <w:lang w:val="zh_TW" w:bidi="zh_TW"/>
         </w:rPr>
         <w:t>；</w:t>
       </w:r>
-      <w:hyperlink r:id="rId56">
-        <w:r>
-          <w:rPr>
-            <w:lang w:val="zh_TW" w:bidi="zh_TW"/>
-          </w:rPr>
-          <w:rPr>
-            <w:color w:val="0000EE"/>
-            <w:u w:val="single"/>
-          </w:rPr>
-          <w:t>帖後3:17</w:t>
-        </w:r>
-      </w:hyperlink>
+      <w:r>
+        <w:rPr>
+          <w:lang w:val="zh_TW" w:bidi="zh_TW"/>
+        </w:rPr>
+        <w:t>帖後3:17</w:t>
+      </w:r>
       <w:r>
         <w:rPr>
           <w:lang w:val="zh_TW" w:bidi="zh_TW"/>
         </w:rPr>
         <w:t>），或雖未明確署名，但仍具有使徒權威（例如馬太福音、希伯來書）。啟示錄的作者自稱為約翰（</w:t>
       </w:r>
-      <w:hyperlink r:id="rId57">
-        <w:r>
-          <w:rPr>
-            <w:lang w:val="zh_TW" w:bidi="zh_TW"/>
-          </w:rPr>
-          <w:rPr>
-            <w:color w:val="0000EE"/>
-            <w:u w:val="single"/>
-          </w:rPr>
-          <w:t>1:1</w:t>
-        </w:r>
-      </w:hyperlink>
+      <w:r>
+        <w:rPr>
+          <w:lang w:val="zh_TW" w:bidi="zh_TW"/>
+        </w:rPr>
+        <w:t>1:1</w:t>
+      </w:r>
       <w:r>
         <w:rPr>
           <w:lang w:val="zh_TW" w:bidi="zh_TW"/>
         </w:rPr>
         <w:t>、</w:t>
       </w:r>
-      <w:hyperlink r:id="rId58">
-        <w:r>
-          <w:rPr>
-            <w:lang w:val="zh_TW" w:bidi="zh_TW"/>
-          </w:rPr>
-          <w:rPr>
-            <w:color w:val="0000EE"/>
-            <w:u w:val="single"/>
-          </w:rPr>
-          <w:t>4</w:t>
-        </w:r>
-      </w:hyperlink>
+      <w:r>
+        <w:rPr>
+          <w:lang w:val="zh_TW" w:bidi="zh_TW"/>
+        </w:rPr>
+        <w:t>4</w:t>
+      </w:r>
       <w:r>
         <w:rPr>
           <w:lang w:val="zh_TW" w:bidi="zh_TW"/>
         </w:rPr>
         <w:t>、</w:t>
       </w:r>
-      <w:hyperlink r:id="rId59">
-        <w:r>
-          <w:rPr>
-            <w:lang w:val="zh_TW" w:bidi="zh_TW"/>
-          </w:rPr>
-          <w:rPr>
-            <w:color w:val="0000EE"/>
-            <w:u w:val="single"/>
-          </w:rPr>
-          <w:t>9</w:t>
-        </w:r>
-      </w:hyperlink>
+      <w:r>
+        <w:rPr>
+          <w:lang w:val="zh_TW" w:bidi="zh_TW"/>
+        </w:rPr>
+        <w:t>9</w:t>
+      </w:r>
       <w:r>
         <w:rPr>
           <w:lang w:val="zh_TW" w:bidi="zh_TW"/>
         </w:rPr>
         <w:t>）。在早期教會中，這位約翰普遍被認為是使徒約翰，即那位在其福音書中自稱為「耶穌所愛的那門徒」的人（</w:t>
       </w:r>
-      <w:hyperlink r:id="rId60">
-        <w:r>
-          <w:rPr>
-            <w:lang w:val="zh_TW" w:bidi="zh_TW"/>
-          </w:rPr>
-          <w:rPr>
-            <w:color w:val="0000EE"/>
-            <w:u w:val="single"/>
-          </w:rPr>
-          <w:t>約13:23，</w:t>
-        </w:r>
-      </w:hyperlink>
-      <w:hyperlink r:id="rId61">
-        <w:r>
-          <w:rPr>
-            <w:lang w:val="zh_TW" w:bidi="zh_TW"/>
-          </w:rPr>
-          <w:rPr>
-            <w:color w:val="0000EE"/>
-            <w:u w:val="single"/>
-          </w:rPr>
-          <w:t>19:26，</w:t>
-        </w:r>
-      </w:hyperlink>
-      <w:hyperlink r:id="rId62">
-        <w:r>
-          <w:rPr>
-            <w:lang w:val="zh_TW" w:bidi="zh_TW"/>
-          </w:rPr>
-          <w:rPr>
-            <w:color w:val="0000EE"/>
-            <w:u w:val="single"/>
-          </w:rPr>
-          <w:t>20:2，</w:t>
-        </w:r>
-      </w:hyperlink>
-      <w:hyperlink r:id="rId63">
-        <w:r>
-          <w:rPr>
-            <w:lang w:val="zh_TW" w:bidi="zh_TW"/>
-          </w:rPr>
-          <w:rPr>
-            <w:color w:val="0000EE"/>
-            <w:u w:val="single"/>
-          </w:rPr>
-          <w:t>21:7</w:t>
-        </w:r>
-      </w:hyperlink>
+      <w:r>
+        <w:rPr>
+          <w:lang w:val="zh_TW" w:bidi="zh_TW"/>
+        </w:rPr>
+        <w:t>約13:23，</w:t>
+      </w:r>
+      <w:r>
+        <w:rPr>
+          <w:lang w:val="zh_TW" w:bidi="zh_TW"/>
+        </w:rPr>
+        <w:t>19:26，</w:t>
+      </w:r>
+      <w:r>
+        <w:rPr>
+          <w:lang w:val="zh_TW" w:bidi="zh_TW"/>
+        </w:rPr>
+        <w:t>20:2，</w:t>
+      </w:r>
+      <w:r>
+        <w:rPr>
+          <w:lang w:val="zh_TW" w:bidi="zh_TW"/>
+        </w:rPr>
+        <w:t>21:7</w:t>
+      </w:r>
       <w:r>
         <w:rPr>
           <w:lang w:val="zh_TW" w:bidi="zh_TW"/>
         </w:rPr>
         <w:t>）；他在他的書信中，則以「長老」自稱（</w:t>
       </w:r>
-      <w:hyperlink r:id="rId64">
-        <w:r>
-          <w:rPr>
-            <w:lang w:val="zh_TW" w:bidi="zh_TW"/>
-          </w:rPr>
-          <w:rPr>
-            <w:color w:val="0000EE"/>
-            <w:u w:val="single"/>
-          </w:rPr>
-          <w:t>約三1:1</w:t>
-        </w:r>
-      </w:hyperlink>
+      <w:r>
+        <w:rPr>
+          <w:lang w:val="zh_TW" w:bidi="zh_TW"/>
+        </w:rPr>
+        <w:t>約三1:1</w:t>
+      </w:r>
       <w:r>
         <w:rPr>
           <w:lang w:val="zh_TW" w:bidi="zh_TW"/>
@@ -1583,18 +1265,12 @@
         </w:rPr>
         <w:t>約翰在拔摩島上領受啟示錄中的異象。這座島嶼是一個多岩的孤島，位於小亞細亞西部沿海、靠近以弗所的海域，被羅馬用作流放政治與宗教犯人的監獄（</w:t>
       </w:r>
-      <w:hyperlink r:id="rId59">
-        <w:r>
-          <w:rPr>
-            <w:lang w:val="zh_TW" w:bidi="zh_TW"/>
-          </w:rPr>
-          <w:rPr>
-            <w:color w:val="0000EE"/>
-            <w:u w:val="single"/>
-          </w:rPr>
-          <w:t>啟1:9</w:t>
-        </w:r>
-      </w:hyperlink>
+      <w:r>
+        <w:rPr>
+          <w:lang w:val="zh_TW" w:bidi="zh_TW"/>
+        </w:rPr>
+        <w:t>啟1:9</w:t>
+      </w:r>
       <w:r>
         <w:rPr>
           <w:lang w:val="zh_TW" w:bidi="zh_TW"/>
@@ -1615,18 +1291,12 @@
         </w:rPr>
         <w:t>啟示錄的寫作時間，很可能是在多米田（Domitian）統治末期（公元94–96年）或其統治結束後不久（公元96–99年）。啟示錄中提到的八位王（</w:t>
       </w:r>
-      <w:hyperlink r:id="rId65">
-        <w:r>
-          <w:rPr>
-            <w:lang w:val="zh_TW" w:bidi="zh_TW"/>
-          </w:rPr>
-          <w:rPr>
-            <w:color w:val="0000EE"/>
-            <w:u w:val="single"/>
-          </w:rPr>
-          <w:t>17:7–11</w:t>
-        </w:r>
-      </w:hyperlink>
+      <w:r>
+        <w:rPr>
+          <w:lang w:val="zh_TW" w:bidi="zh_TW"/>
+        </w:rPr>
+        <w:t>17:7–11</w:t>
+      </w:r>
       <w:r>
         <w:rPr>
           <w:lang w:val="zh_TW" w:bidi="zh_TW"/>
@@ -1647,90 +1317,60 @@
         </w:rPr>
         <w:t>無論是多米田時期還是尼祿時期，基督徒都面臨著極大的痛苦與逼迫（</w:t>
       </w:r>
-      <w:hyperlink r:id="rId66">
-        <w:r>
-          <w:rPr>
-            <w:lang w:val="zh_TW" w:bidi="zh_TW"/>
-          </w:rPr>
-          <w:rPr>
-            <w:color w:val="0000EE"/>
-            <w:u w:val="single"/>
-          </w:rPr>
-          <w:t>2:9</w:t>
-        </w:r>
-      </w:hyperlink>
+      <w:r>
+        <w:rPr>
+          <w:lang w:val="zh_TW" w:bidi="zh_TW"/>
+        </w:rPr>
+        <w:t>2:9</w:t>
+      </w:r>
       <w:r>
         <w:rPr>
           <w:lang w:val="zh_TW" w:bidi="zh_TW"/>
         </w:rPr>
         <w:t>、</w:t>
       </w:r>
-      <w:hyperlink r:id="rId67">
-        <w:r>
-          <w:rPr>
-            <w:lang w:val="zh_TW" w:bidi="zh_TW"/>
-          </w:rPr>
-          <w:rPr>
-            <w:color w:val="0000EE"/>
-            <w:u w:val="single"/>
-          </w:rPr>
-          <w:t>13</w:t>
-        </w:r>
-      </w:hyperlink>
+      <w:r>
+        <w:rPr>
+          <w:lang w:val="zh_TW" w:bidi="zh_TW"/>
+        </w:rPr>
+        <w:t>13</w:t>
+      </w:r>
       <w:r>
         <w:rPr>
           <w:lang w:val="zh_TW" w:bidi="zh_TW"/>
         </w:rPr>
         <w:t>，</w:t>
       </w:r>
-      <w:hyperlink r:id="rId68">
-        <w:r>
-          <w:rPr>
-            <w:lang w:val="zh_TW" w:bidi="zh_TW"/>
-          </w:rPr>
-          <w:rPr>
-            <w:color w:val="0000EE"/>
-            <w:u w:val="single"/>
-          </w:rPr>
-          <w:t>3:9</w:t>
-        </w:r>
-      </w:hyperlink>
+      <w:r>
+        <w:rPr>
+          <w:lang w:val="zh_TW" w:bidi="zh_TW"/>
+        </w:rPr>
+        <w:t>3:9</w:t>
+      </w:r>
       <w:r>
         <w:rPr>
           <w:lang w:val="zh_TW" w:bidi="zh_TW"/>
         </w:rPr>
         <w:t>，</w:t>
       </w:r>
-      <w:hyperlink r:id="rId69">
-        <w:r>
-          <w:rPr>
-            <w:lang w:val="zh_TW" w:bidi="zh_TW"/>
-          </w:rPr>
-          <w:rPr>
-            <w:color w:val="0000EE"/>
-            <w:u w:val="single"/>
-          </w:rPr>
-          <w:t>13:7</w:t>
-        </w:r>
-      </w:hyperlink>
+      <w:r>
+        <w:rPr>
+          <w:lang w:val="zh_TW" w:bidi="zh_TW"/>
+        </w:rPr>
+        <w:t>13:7</w:t>
+      </w:r>
       <w:r>
         <w:rPr>
           <w:lang w:val="zh_TW" w:bidi="zh_TW"/>
         </w:rPr>
         <w:t>）。因此，約翰在書中呼籲信徒忍耐與忠心（</w:t>
       </w:r>
-      <w:hyperlink r:id="rId70">
-        <w:r>
-          <w:rPr>
-            <w:lang w:val="zh_TW" w:bidi="zh_TW"/>
-          </w:rPr>
-          <w:rPr>
-            <w:color w:val="0000EE"/>
-            <w:u w:val="single"/>
-          </w:rPr>
-          <w:t>13:10</w:t>
-        </w:r>
-      </w:hyperlink>
+      <w:r>
+        <w:rPr>
+          <w:lang w:val="zh_TW" w:bidi="zh_TW"/>
+        </w:rPr>
+        <w:t>13:10</w:t>
+      </w:r>
       <w:r>
         <w:rPr>
           <w:lang w:val="zh_TW" w:bidi="zh_TW"/>
@@ -1762,18 +1402,12 @@
         </w:rPr>
         <w:t>啟示錄的收信人是亞細亞省的眾教會（即今日土耳其西部地區）。</w:t>
       </w:r>
-      <w:hyperlink r:id="rId71">
-        <w:r>
-          <w:rPr>
-            <w:lang w:val="zh_TW" w:bidi="zh_TW"/>
-          </w:rPr>
-          <w:rPr>
-            <w:color w:val="0000EE"/>
-            <w:u w:val="single"/>
-          </w:rPr>
-          <w:t>第一至三章</w:t>
-        </w:r>
-      </w:hyperlink>
+      <w:r>
+        <w:rPr>
+          <w:lang w:val="zh_TW" w:bidi="zh_TW"/>
+        </w:rPr>
+        <w:t>第一至三章</w:t>
+      </w:r>
       <w:r>
         <w:rPr>
           <w:lang w:val="zh_TW" w:bidi="zh_TW"/>
@@ -1817,78 +1451,48 @@
         </w:rPr>
         <w:t>啟示錄描繪了邪惡的殘酷本質，同時強調神始終與祂的子民同在，並且持續成就祂的旨意。即使是邪惡勢力，也只能在神所允許的範圍內行動（例如，</w:t>
       </w:r>
-      <w:hyperlink r:id="rId72">
-        <w:r>
-          <w:rPr>
-            <w:lang w:val="zh_TW" w:bidi="zh_TW"/>
-          </w:rPr>
-          <w:rPr>
-            <w:color w:val="0000EE"/>
-            <w:u w:val="single"/>
-          </w:rPr>
-          <w:t>6:3–4、</w:t>
-        </w:r>
-      </w:hyperlink>
-      <w:hyperlink r:id="rId73">
-        <w:r>
-          <w:rPr>
-            <w:lang w:val="zh_TW" w:bidi="zh_TW"/>
-          </w:rPr>
-          <w:rPr>
-            <w:color w:val="0000EE"/>
-            <w:u w:val="single"/>
-          </w:rPr>
-          <w:t>7–8，</w:t>
-        </w:r>
-      </w:hyperlink>
-      <w:hyperlink r:id="rId74">
-        <w:r>
-          <w:rPr>
-            <w:lang w:val="zh_TW" w:bidi="zh_TW"/>
-          </w:rPr>
-          <w:rPr>
-            <w:color w:val="0000EE"/>
-            <w:u w:val="single"/>
-          </w:rPr>
-          <w:t>13:5–7</w:t>
-        </w:r>
-      </w:hyperlink>
+      <w:r>
+        <w:rPr>
+          <w:lang w:val="zh_TW" w:bidi="zh_TW"/>
+        </w:rPr>
+        <w:t>6:3–4、</w:t>
+      </w:r>
+      <w:r>
+        <w:rPr>
+          <w:lang w:val="zh_TW" w:bidi="zh_TW"/>
+        </w:rPr>
+        <w:t>7–8，</w:t>
+      </w:r>
+      <w:r>
+        <w:rPr>
+          <w:lang w:val="zh_TW" w:bidi="zh_TW"/>
+        </w:rPr>
+        <w:t>13:5–7</w:t>
+      </w:r>
       <w:r>
         <w:rPr>
           <w:lang w:val="zh_TW" w:bidi="zh_TW"/>
         </w:rPr>
         <w:t>）。耶穌是「阿拉法和俄梅戛」（</w:t>
       </w:r>
-      <w:hyperlink r:id="rId75">
-        <w:r>
-          <w:rPr>
-            <w:lang w:val="zh_TW" w:bidi="zh_TW"/>
-          </w:rPr>
-          <w:rPr>
-            <w:color w:val="0000EE"/>
-            <w:u w:val="single"/>
-          </w:rPr>
-          <w:t>1:8</w:t>
-        </w:r>
-      </w:hyperlink>
+      <w:r>
+        <w:rPr>
+          <w:lang w:val="zh_TW" w:bidi="zh_TW"/>
+        </w:rPr>
+        <w:t>1:8</w:t>
+      </w:r>
       <w:r>
         <w:rPr>
           <w:lang w:val="zh_TW" w:bidi="zh_TW"/>
         </w:rPr>
         <w:t>），祂掌管歷史的起點與終點，而邪惡的勢力終將無效。撒但已經在戰爭中敗北（</w:t>
       </w:r>
-      <w:hyperlink r:id="rId76">
-        <w:r>
-          <w:rPr>
-            <w:lang w:val="zh_TW" w:bidi="zh_TW"/>
-          </w:rPr>
-          <w:rPr>
-            <w:color w:val="0000EE"/>
-            <w:u w:val="single"/>
-          </w:rPr>
-          <w:t>12:12</w:t>
-        </w:r>
-      </w:hyperlink>
+      <w:r>
+        <w:rPr>
+          <w:lang w:val="zh_TW" w:bidi="zh_TW"/>
+        </w:rPr>
+        <w:t>12:12</w:t>
+      </w:r>
       <w:r>
         <w:rPr>
           <w:lang w:val="zh_TW" w:bidi="zh_TW"/>
@@ -1909,324 +1513,216 @@
         </w:rPr>
         <w:t>啟示錄清楚指出，人在地上的行為會帶來永恆的後果。神受苦的僕人有時可能會懷疑，耶穌是否真的有足夠能力來成就神救贖的計劃（</w:t>
       </w:r>
-      <w:hyperlink r:id="rId77">
-        <w:r>
-          <w:rPr>
-            <w:lang w:val="zh_TW" w:bidi="zh_TW"/>
-          </w:rPr>
-          <w:rPr>
-            <w:color w:val="0000EE"/>
-            <w:u w:val="single"/>
-          </w:rPr>
-          <w:t>6:9–10</w:t>
-        </w:r>
-      </w:hyperlink>
+      <w:r>
+        <w:rPr>
+          <w:lang w:val="zh_TW" w:bidi="zh_TW"/>
+        </w:rPr>
+        <w:t>6:9–10</w:t>
+      </w:r>
       <w:r>
         <w:rPr>
           <w:lang w:val="zh_TW" w:bidi="zh_TW"/>
         </w:rPr>
         <w:t>）。然而，儘管世界充滿邪惡，啟示錄向讀者保證，那位被釘十字架、復活的神的羔羊，正是大能的猶大支派的獅子（</w:t>
       </w:r>
-      <w:hyperlink r:id="rId78">
-        <w:r>
-          <w:rPr>
-            <w:lang w:val="zh_TW" w:bidi="zh_TW"/>
-          </w:rPr>
-          <w:rPr>
-            <w:color w:val="0000EE"/>
-            <w:u w:val="single"/>
-          </w:rPr>
-          <w:t>5:5–6</w:t>
-        </w:r>
-      </w:hyperlink>
+      <w:r>
+        <w:rPr>
+          <w:lang w:val="zh_TW" w:bidi="zh_TW"/>
+        </w:rPr>
+        <w:t>5:5–6</w:t>
+      </w:r>
       <w:r>
         <w:rPr>
           <w:lang w:val="zh_TW" w:bidi="zh_TW"/>
         </w:rPr>
         <w:t>）。祂配得所有的頌讚（</w:t>
       </w:r>
-      <w:hyperlink r:id="rId79">
-        <w:r>
-          <w:rPr>
-            <w:lang w:val="zh_TW" w:bidi="zh_TW"/>
-          </w:rPr>
-          <w:rPr>
-            <w:color w:val="0000EE"/>
-            <w:u w:val="single"/>
-          </w:rPr>
-          <w:t>5:12</w:t>
-        </w:r>
-      </w:hyperlink>
+      <w:r>
+        <w:rPr>
+          <w:lang w:val="zh_TW" w:bidi="zh_TW"/>
+        </w:rPr>
+        <w:t>5:12</w:t>
+      </w:r>
       <w:r>
         <w:rPr>
           <w:lang w:val="zh_TW" w:bidi="zh_TW"/>
         </w:rPr>
         <w:t>），並且與永恆的神合一（</w:t>
       </w:r>
-      <w:hyperlink r:id="rId80">
-        <w:r>
-          <w:rPr>
-            <w:lang w:val="zh_TW" w:bidi="zh_TW"/>
-          </w:rPr>
-          <w:rPr>
-            <w:color w:val="0000EE"/>
-            <w:u w:val="single"/>
-          </w:rPr>
-          <w:t>5:13–14</w:t>
-        </w:r>
-      </w:hyperlink>
+      <w:r>
+        <w:rPr>
+          <w:lang w:val="zh_TW" w:bidi="zh_TW"/>
+        </w:rPr>
+        <w:t>5:13–14</w:t>
+      </w:r>
       <w:r>
         <w:rPr>
           <w:lang w:val="zh_TW" w:bidi="zh_TW"/>
         </w:rPr>
         <w:t>）。雖然世上的道路帶來戰爭、暴力、經濟不公與死亡（</w:t>
       </w:r>
-      <w:hyperlink r:id="rId81">
-        <w:r>
-          <w:rPr>
-            <w:lang w:val="zh_TW" w:bidi="zh_TW"/>
-          </w:rPr>
-          <w:rPr>
-            <w:color w:val="0000EE"/>
-            <w:u w:val="single"/>
-          </w:rPr>
-          <w:t>6:1–8</w:t>
-        </w:r>
-      </w:hyperlink>
+      <w:r>
+        <w:rPr>
+          <w:lang w:val="zh_TW" w:bidi="zh_TW"/>
+        </w:rPr>
+        <w:t>6:1–8</w:t>
+      </w:r>
       <w:r>
         <w:rPr>
           <w:lang w:val="zh_TW" w:bidi="zh_TW"/>
         </w:rPr>
         <w:t>），並且有些人似乎因與邪惡結盟而獲利（</w:t>
       </w:r>
-      <w:hyperlink r:id="rId82">
-        <w:r>
-          <w:rPr>
-            <w:lang w:val="zh_TW" w:bidi="zh_TW"/>
-          </w:rPr>
-          <w:rPr>
-            <w:color w:val="0000EE"/>
-            <w:u w:val="single"/>
-          </w:rPr>
-          <w:t>13:15–17</w:t>
-        </w:r>
-      </w:hyperlink>
+      <w:r>
+        <w:rPr>
+          <w:lang w:val="zh_TW" w:bidi="zh_TW"/>
+        </w:rPr>
+        <w:t>13:15–17</w:t>
+      </w:r>
       <w:r>
         <w:rPr>
           <w:lang w:val="zh_TW" w:bidi="zh_TW"/>
         </w:rPr>
         <w:t>），但這些事物最終都將招致災難與滅亡（</w:t>
       </w:r>
-      <w:hyperlink r:id="rId83">
-        <w:r>
-          <w:rPr>
-            <w:lang w:val="zh_TW" w:bidi="zh_TW"/>
-          </w:rPr>
-          <w:rPr>
-            <w:color w:val="0000EE"/>
-            <w:u w:val="single"/>
-          </w:rPr>
-          <w:t>18:9–24</w:t>
-        </w:r>
-      </w:hyperlink>
+      <w:r>
+        <w:rPr>
+          <w:lang w:val="zh_TW" w:bidi="zh_TW"/>
+        </w:rPr>
+        <w:t>18:9–24</w:t>
+      </w:r>
       <w:r>
         <w:rPr>
           <w:lang w:val="zh_TW" w:bidi="zh_TW"/>
         </w:rPr>
         <w:t>）。神的子民雖然會因信仰而受迫害甚至殉道（</w:t>
       </w:r>
-      <w:hyperlink r:id="rId69">
-        <w:r>
-          <w:rPr>
-            <w:lang w:val="zh_TW" w:bidi="zh_TW"/>
-          </w:rPr>
-          <w:rPr>
-            <w:color w:val="0000EE"/>
-            <w:u w:val="single"/>
-          </w:rPr>
-          <w:t>13:7</w:t>
-        </w:r>
-      </w:hyperlink>
+      <w:r>
+        <w:rPr>
+          <w:lang w:val="zh_TW" w:bidi="zh_TW"/>
+        </w:rPr>
+        <w:t>13:7</w:t>
+      </w:r>
       <w:r>
         <w:rPr>
           <w:lang w:val="zh_TW" w:bidi="zh_TW"/>
         </w:rPr>
         <w:t>），但他們最終將與基督一同得勝（</w:t>
       </w:r>
-      <w:hyperlink r:id="rId84">
-        <w:r>
-          <w:rPr>
-            <w:lang w:val="zh_TW" w:bidi="zh_TW"/>
-          </w:rPr>
-          <w:rPr>
-            <w:color w:val="0000EE"/>
-            <w:u w:val="single"/>
-          </w:rPr>
-          <w:t>14:1–3</w:t>
-        </w:r>
-      </w:hyperlink>
+      <w:r>
+        <w:rPr>
+          <w:lang w:val="zh_TW" w:bidi="zh_TW"/>
+        </w:rPr>
+        <w:t>14:1–3</w:t>
+      </w:r>
       <w:r>
         <w:rPr>
           <w:lang w:val="zh_TW" w:bidi="zh_TW"/>
         </w:rPr>
         <w:t>），因為他們已受神的印記標記（</w:t>
       </w:r>
-      <w:hyperlink r:id="rId85">
-        <w:r>
-          <w:rPr>
-            <w:lang w:val="zh_TW" w:bidi="zh_TW"/>
-          </w:rPr>
-          <w:rPr>
-            <w:color w:val="0000EE"/>
-            <w:u w:val="single"/>
-          </w:rPr>
-          <w:t>7:4</w:t>
-        </w:r>
-      </w:hyperlink>
+      <w:r>
+        <w:rPr>
+          <w:lang w:val="zh_TW" w:bidi="zh_TW"/>
+        </w:rPr>
+        <w:t>7:4</w:t>
+      </w:r>
       <w:r>
         <w:rPr>
           <w:lang w:val="zh_TW" w:bidi="zh_TW"/>
         </w:rPr>
         <w:t>），並領受白衣，象徵勝利（</w:t>
       </w:r>
-      <w:hyperlink r:id="rId86">
-        <w:r>
-          <w:rPr>
-            <w:lang w:val="zh_TW" w:bidi="zh_TW"/>
-          </w:rPr>
-          <w:rPr>
-            <w:color w:val="0000EE"/>
-            <w:u w:val="single"/>
-          </w:rPr>
-          <w:t>6:11</w:t>
-        </w:r>
-      </w:hyperlink>
+      <w:r>
+        <w:rPr>
+          <w:lang w:val="zh_TW" w:bidi="zh_TW"/>
+        </w:rPr>
+        <w:t>6:11</w:t>
+      </w:r>
       <w:r>
         <w:rPr>
           <w:lang w:val="zh_TW" w:bidi="zh_TW"/>
         </w:rPr>
         <w:t>，</w:t>
       </w:r>
-      <w:hyperlink r:id="rId87">
-        <w:r>
-          <w:rPr>
-            <w:lang w:val="zh_TW" w:bidi="zh_TW"/>
-          </w:rPr>
-          <w:rPr>
-            <w:color w:val="0000EE"/>
-            <w:u w:val="single"/>
-          </w:rPr>
-          <w:t>7:9</w:t>
-        </w:r>
-      </w:hyperlink>
+      <w:r>
+        <w:rPr>
+          <w:lang w:val="zh_TW" w:bidi="zh_TW"/>
+        </w:rPr>
+        <w:t>7:9</w:t>
+      </w:r>
       <w:r>
         <w:rPr>
           <w:lang w:val="zh_TW" w:bidi="zh_TW"/>
         </w:rPr>
         <w:t>）。他們將進入天上的居所（</w:t>
       </w:r>
-      <w:hyperlink r:id="rId88">
-        <w:r>
-          <w:rPr>
-            <w:lang w:val="zh_TW" w:bidi="zh_TW"/>
-          </w:rPr>
-          <w:rPr>
-            <w:color w:val="0000EE"/>
-            <w:u w:val="single"/>
-          </w:rPr>
-          <w:t>21:7</w:t>
-        </w:r>
-      </w:hyperlink>
+      <w:r>
+        <w:rPr>
+          <w:lang w:val="zh_TW" w:bidi="zh_TW"/>
+        </w:rPr>
+        <w:t>21:7</w:t>
+      </w:r>
       <w:r>
         <w:rPr>
           <w:lang w:val="zh_TW" w:bidi="zh_TW"/>
         </w:rPr>
         <w:t>），不斷頌讚神與羔羊（</w:t>
       </w:r>
-      <w:hyperlink r:id="rId89">
-        <w:r>
-          <w:rPr>
-            <w:lang w:val="zh_TW" w:bidi="zh_TW"/>
-          </w:rPr>
-          <w:rPr>
-            <w:color w:val="0000EE"/>
-            <w:u w:val="single"/>
-          </w:rPr>
-          <w:t>7:10</w:t>
-        </w:r>
-      </w:hyperlink>
+      <w:r>
+        <w:rPr>
+          <w:lang w:val="zh_TW" w:bidi="zh_TW"/>
+        </w:rPr>
+        <w:t>7:10</w:t>
+      </w:r>
       <w:r>
         <w:rPr>
           <w:lang w:val="zh_TW" w:bidi="zh_TW"/>
         </w:rPr>
         <w:t>），並擁有永恆的生命（</w:t>
       </w:r>
-      <w:hyperlink r:id="rId90">
-        <w:r>
-          <w:rPr>
-            <w:lang w:val="zh_TW" w:bidi="zh_TW"/>
-          </w:rPr>
-          <w:rPr>
-            <w:color w:val="0000EE"/>
-            <w:u w:val="single"/>
-          </w:rPr>
-          <w:t>22:5</w:t>
-        </w:r>
-      </w:hyperlink>
+      <w:r>
+        <w:rPr>
+          <w:lang w:val="zh_TW" w:bidi="zh_TW"/>
+        </w:rPr>
+        <w:t>22:5</w:t>
+      </w:r>
       <w:r>
         <w:rPr>
           <w:lang w:val="zh_TW" w:bidi="zh_TW"/>
         </w:rPr>
         <w:t>）。啟示錄提醒讀者，對邪惡勢力的最終勝利，早已在十字架上完成（</w:t>
       </w:r>
-      <w:hyperlink r:id="rId78">
-        <w:r>
-          <w:rPr>
-            <w:lang w:val="zh_TW" w:bidi="zh_TW"/>
-          </w:rPr>
-          <w:rPr>
-            <w:color w:val="0000EE"/>
-            <w:u w:val="single"/>
-          </w:rPr>
-          <w:t>5:5–6</w:t>
-        </w:r>
-      </w:hyperlink>
+      <w:r>
+        <w:rPr>
+          <w:lang w:val="zh_TW" w:bidi="zh_TW"/>
+        </w:rPr>
+        <w:t>5:5–6</w:t>
+      </w:r>
       <w:r>
         <w:rPr>
           <w:lang w:val="zh_TW" w:bidi="zh_TW"/>
         </w:rPr>
         <w:t>）。哈米吉多頓之戰只是撒但這個失敗之敵的最後掙扎。儘管神允許撒但殺害聖徒（</w:t>
       </w:r>
-      <w:hyperlink r:id="rId69">
-        <w:r>
-          <w:rPr>
-            <w:lang w:val="zh_TW" w:bidi="zh_TW"/>
-          </w:rPr>
-          <w:rPr>
-            <w:color w:val="0000EE"/>
-            <w:u w:val="single"/>
-          </w:rPr>
-          <w:t>13:7</w:t>
-        </w:r>
-      </w:hyperlink>
+      <w:r>
+        <w:rPr>
+          <w:lang w:val="zh_TW" w:bidi="zh_TW"/>
+        </w:rPr>
+        <w:t>13:7</w:t>
+      </w:r>
       <w:r>
         <w:rPr>
           <w:lang w:val="zh_TW" w:bidi="zh_TW"/>
         </w:rPr>
         <w:t>），但聖徒早已憑著基督和自己的見證得勝（</w:t>
       </w:r>
-      <w:hyperlink r:id="rId91">
-        <w:r>
-          <w:rPr>
-            <w:lang w:val="zh_TW" w:bidi="zh_TW"/>
-          </w:rPr>
-          <w:rPr>
-            <w:color w:val="0000EE"/>
-            <w:u w:val="single"/>
-          </w:rPr>
-          <w:t>12:11</w:t>
-        </w:r>
-      </w:hyperlink>
+      <w:r>
+        <w:rPr>
+          <w:lang w:val="zh_TW" w:bidi="zh_TW"/>
+        </w:rPr>
+        <w:t>12:11</w:t>
+      </w:r>
       <w:r>
         <w:rPr>
           <w:lang w:val="zh_TW" w:bidi="zh_TW"/>
@@ -2247,324 +1743,192 @@
         </w:rPr>
         <w:t>對於那些受撒但僕役逼迫的基督徒，啟示錄的信息是：不要哭，不要懼怕（</w:t>
       </w:r>
-      <w:hyperlink r:id="rId92">
-        <w:r>
-          <w:rPr>
-            <w:lang w:val="zh_TW" w:bidi="zh_TW"/>
-          </w:rPr>
-          <w:rPr>
-            <w:color w:val="0000EE"/>
-            <w:u w:val="single"/>
-          </w:rPr>
-          <w:t>1:17–18，</w:t>
-        </w:r>
-      </w:hyperlink>
-      <w:hyperlink r:id="rId93">
-        <w:r>
-          <w:rPr>
-            <w:lang w:val="zh_TW" w:bidi="zh_TW"/>
-          </w:rPr>
-          <w:rPr>
-            <w:color w:val="0000EE"/>
-            <w:u w:val="single"/>
-          </w:rPr>
-          <w:t>5:5</w:t>
-        </w:r>
-      </w:hyperlink>
+      <w:r>
+        <w:rPr>
+          <w:lang w:val="zh_TW" w:bidi="zh_TW"/>
+        </w:rPr>
+        <w:t>1:17–18，</w:t>
+      </w:r>
+      <w:r>
+        <w:rPr>
+          <w:lang w:val="zh_TW" w:bidi="zh_TW"/>
+        </w:rPr>
+        <w:t>5:5</w:t>
+      </w:r>
       <w:r>
         <w:rPr>
           <w:lang w:val="zh_TW" w:bidi="zh_TW"/>
         </w:rPr>
         <w:t>），而是要忠心忍耐苦難（</w:t>
       </w:r>
-      <w:hyperlink r:id="rId70">
-        <w:r>
-          <w:rPr>
-            <w:lang w:val="zh_TW" w:bidi="zh_TW"/>
-          </w:rPr>
-          <w:rPr>
-            <w:color w:val="0000EE"/>
-            <w:u w:val="single"/>
-          </w:rPr>
-          <w:t>13:10</w:t>
-        </w:r>
-      </w:hyperlink>
+      <w:r>
+        <w:rPr>
+          <w:lang w:val="zh_TW" w:bidi="zh_TW"/>
+        </w:rPr>
+        <w:t>13:10</w:t>
+      </w:r>
       <w:r>
         <w:rPr>
           <w:lang w:val="zh_TW" w:bidi="zh_TW"/>
         </w:rPr>
         <w:t>）。與神同行，他們必能得勝（</w:t>
       </w:r>
-      <w:hyperlink r:id="rId94">
-        <w:r>
-          <w:rPr>
-            <w:lang w:val="zh_TW" w:bidi="zh_TW"/>
-          </w:rPr>
-          <w:rPr>
-            <w:color w:val="0000EE"/>
-            <w:u w:val="single"/>
-          </w:rPr>
-          <w:t>1:6–7，</w:t>
-        </w:r>
-      </w:hyperlink>
-      <w:hyperlink r:id="rId95">
-        <w:r>
-          <w:rPr>
-            <w:lang w:val="zh_TW" w:bidi="zh_TW"/>
-          </w:rPr>
-          <w:rPr>
-            <w:color w:val="0000EE"/>
-            <w:u w:val="single"/>
-          </w:rPr>
-          <w:t>11:17–18</w:t>
-        </w:r>
-      </w:hyperlink>
+      <w:r>
+        <w:rPr>
+          <w:lang w:val="zh_TW" w:bidi="zh_TW"/>
+        </w:rPr>
+        <w:t>1:6–7，</w:t>
+      </w:r>
+      <w:r>
+        <w:rPr>
+          <w:lang w:val="zh_TW" w:bidi="zh_TW"/>
+        </w:rPr>
+        <w:t>11:17–18</w:t>
+      </w:r>
       <w:r>
         <w:rPr>
           <w:lang w:val="zh_TW" w:bidi="zh_TW"/>
         </w:rPr>
         <w:t>）。最終，人將按照他們的行為受審（</w:t>
       </w:r>
-      <w:hyperlink r:id="rId96">
-        <w:r>
-          <w:rPr>
-            <w:lang w:val="zh_TW" w:bidi="zh_TW"/>
-          </w:rPr>
-          <w:rPr>
-            <w:color w:val="0000EE"/>
-            <w:u w:val="single"/>
-          </w:rPr>
-          <w:t>20:12</w:t>
-        </w:r>
-      </w:hyperlink>
+      <w:r>
+        <w:rPr>
+          <w:lang w:val="zh_TW" w:bidi="zh_TW"/>
+        </w:rPr>
+        <w:t>20:12</w:t>
+      </w:r>
       <w:r>
         <w:rPr>
           <w:lang w:val="zh_TW" w:bidi="zh_TW"/>
         </w:rPr>
         <w:t>），而那些留心這卷書信息的人必得祝福（</w:t>
       </w:r>
-      <w:hyperlink r:id="rId53">
-        <w:r>
-          <w:rPr>
-            <w:lang w:val="zh_TW" w:bidi="zh_TW"/>
-          </w:rPr>
-          <w:rPr>
-            <w:color w:val="0000EE"/>
-            <w:u w:val="single"/>
-          </w:rPr>
-          <w:t>1:3，</w:t>
-        </w:r>
-      </w:hyperlink>
-      <w:hyperlink r:id="rId54">
-        <w:r>
-          <w:rPr>
-            <w:lang w:val="zh_TW" w:bidi="zh_TW"/>
-          </w:rPr>
-          <w:rPr>
-            <w:color w:val="0000EE"/>
-            <w:u w:val="single"/>
-          </w:rPr>
-          <w:t>22:7</w:t>
-        </w:r>
-      </w:hyperlink>
+      <w:r>
+        <w:rPr>
+          <w:lang w:val="zh_TW" w:bidi="zh_TW"/>
+        </w:rPr>
+        <w:t>1:3，</w:t>
+      </w:r>
+      <w:r>
+        <w:rPr>
+          <w:lang w:val="zh_TW" w:bidi="zh_TW"/>
+        </w:rPr>
+        <w:t>22:7</w:t>
+      </w:r>
       <w:r>
         <w:rPr>
           <w:lang w:val="zh_TW" w:bidi="zh_TW"/>
         </w:rPr>
         <w:t>）。因此，神的聖潔子民被呼召要堅持到底，以致得勝（</w:t>
       </w:r>
-      <w:hyperlink r:id="rId97">
-        <w:r>
-          <w:rPr>
-            <w:lang w:val="zh_TW" w:bidi="zh_TW"/>
-          </w:rPr>
-          <w:rPr>
-            <w:color w:val="0000EE"/>
-            <w:u w:val="single"/>
-          </w:rPr>
-          <w:t>2:7、</w:t>
-        </w:r>
-      </w:hyperlink>
-      <w:hyperlink r:id="rId98">
-        <w:r>
-          <w:rPr>
-            <w:lang w:val="zh_TW" w:bidi="zh_TW"/>
-          </w:rPr>
-          <w:rPr>
-            <w:color w:val="0000EE"/>
-            <w:u w:val="single"/>
-          </w:rPr>
-          <w:t>11、</w:t>
-        </w:r>
-      </w:hyperlink>
-      <w:hyperlink r:id="rId99">
-        <w:r>
-          <w:rPr>
-            <w:lang w:val="zh_TW" w:bidi="zh_TW"/>
-          </w:rPr>
-          <w:rPr>
-            <w:color w:val="0000EE"/>
-            <w:u w:val="single"/>
-          </w:rPr>
-          <w:t>17、</w:t>
-        </w:r>
-      </w:hyperlink>
-      <w:hyperlink r:id="rId100">
-        <w:r>
-          <w:rPr>
-            <w:lang w:val="zh_TW" w:bidi="zh_TW"/>
-          </w:rPr>
-          <w:rPr>
-            <w:color w:val="0000EE"/>
-            <w:u w:val="single"/>
-          </w:rPr>
-          <w:t>26，</w:t>
-        </w:r>
-      </w:hyperlink>
-      <w:hyperlink r:id="rId101">
-        <w:r>
-          <w:rPr>
-            <w:lang w:val="zh_TW" w:bidi="zh_TW"/>
-          </w:rPr>
-          <w:rPr>
-            <w:color w:val="0000EE"/>
-            <w:u w:val="single"/>
-          </w:rPr>
-          <w:t>3:5、</w:t>
-        </w:r>
-      </w:hyperlink>
-      <w:hyperlink r:id="rId102">
-        <w:r>
-          <w:rPr>
-            <w:lang w:val="zh_TW" w:bidi="zh_TW"/>
-          </w:rPr>
-          <w:rPr>
-            <w:color w:val="0000EE"/>
-            <w:u w:val="single"/>
-          </w:rPr>
-          <w:t>12、</w:t>
-        </w:r>
-      </w:hyperlink>
-      <w:hyperlink r:id="rId103">
-        <w:r>
-          <w:rPr>
-            <w:lang w:val="zh_TW" w:bidi="zh_TW"/>
-          </w:rPr>
-          <w:rPr>
-            <w:color w:val="0000EE"/>
-            <w:u w:val="single"/>
-          </w:rPr>
-          <w:t>21</w:t>
-        </w:r>
-      </w:hyperlink>
+      <w:r>
+        <w:rPr>
+          <w:lang w:val="zh_TW" w:bidi="zh_TW"/>
+        </w:rPr>
+        <w:t>2:7、</w:t>
+      </w:r>
+      <w:r>
+        <w:rPr>
+          <w:lang w:val="zh_TW" w:bidi="zh_TW"/>
+        </w:rPr>
+        <w:t>11、</w:t>
+      </w:r>
+      <w:r>
+        <w:rPr>
+          <w:lang w:val="zh_TW" w:bidi="zh_TW"/>
+        </w:rPr>
+        <w:t>17、</w:t>
+      </w:r>
+      <w:r>
+        <w:rPr>
+          <w:lang w:val="zh_TW" w:bidi="zh_TW"/>
+        </w:rPr>
+        <w:t>26，</w:t>
+      </w:r>
+      <w:r>
+        <w:rPr>
+          <w:lang w:val="zh_TW" w:bidi="zh_TW"/>
+        </w:rPr>
+        <w:t>3:5、</w:t>
+      </w:r>
+      <w:r>
+        <w:rPr>
+          <w:lang w:val="zh_TW" w:bidi="zh_TW"/>
+        </w:rPr>
+        <w:t>12、</w:t>
+      </w:r>
+      <w:r>
+        <w:rPr>
+          <w:lang w:val="zh_TW" w:bidi="zh_TW"/>
+        </w:rPr>
+        <w:t>21</w:t>
+      </w:r>
       <w:r>
         <w:rPr>
           <w:lang w:val="zh_TW" w:bidi="zh_TW"/>
         </w:rPr>
         <w:t>）。啟示錄勸勉信徒要順服神，持守見證（</w:t>
       </w:r>
-      <w:hyperlink r:id="rId104">
-        <w:r>
-          <w:rPr>
-            <w:lang w:val="zh_TW" w:bidi="zh_TW"/>
-          </w:rPr>
-          <w:rPr>
-            <w:color w:val="0000EE"/>
-            <w:u w:val="single"/>
-          </w:rPr>
-          <w:t>12:17，</w:t>
-        </w:r>
-      </w:hyperlink>
-      <w:hyperlink r:id="rId54">
-        <w:r>
-          <w:rPr>
-            <w:lang w:val="zh_TW" w:bidi="zh_TW"/>
-          </w:rPr>
-          <w:rPr>
-            <w:color w:val="0000EE"/>
-            <w:u w:val="single"/>
-          </w:rPr>
-          <w:t>22:7</w:t>
-        </w:r>
-      </w:hyperlink>
+      <w:r>
+        <w:rPr>
+          <w:lang w:val="zh_TW" w:bidi="zh_TW"/>
+        </w:rPr>
+        <w:t>12:17，</w:t>
+      </w:r>
+      <w:r>
+        <w:rPr>
+          <w:lang w:val="zh_TW" w:bidi="zh_TW"/>
+        </w:rPr>
+        <w:t>22:7</w:t>
+      </w:r>
       <w:r>
         <w:rPr>
           <w:lang w:val="zh_TW" w:bidi="zh_TW"/>
         </w:rPr>
         <w:t>），忍耐到底（</w:t>
       </w:r>
-      <w:hyperlink r:id="rId70">
-        <w:r>
-          <w:rPr>
-            <w:lang w:val="zh_TW" w:bidi="zh_TW"/>
-          </w:rPr>
-          <w:rPr>
-            <w:color w:val="0000EE"/>
-            <w:u w:val="single"/>
-          </w:rPr>
-          <w:t>13:10，</w:t>
-        </w:r>
-      </w:hyperlink>
-      <w:hyperlink r:id="rId105">
-        <w:r>
-          <w:rPr>
-            <w:lang w:val="zh_TW" w:bidi="zh_TW"/>
-          </w:rPr>
-          <w:rPr>
-            <w:color w:val="0000EE"/>
-            <w:u w:val="single"/>
-          </w:rPr>
-          <w:t>14:12</w:t>
-        </w:r>
-      </w:hyperlink>
+      <w:r>
+        <w:rPr>
+          <w:lang w:val="zh_TW" w:bidi="zh_TW"/>
+        </w:rPr>
+        <w:t>13:10，</w:t>
+      </w:r>
+      <w:r>
+        <w:rPr>
+          <w:lang w:val="zh_TW" w:bidi="zh_TW"/>
+        </w:rPr>
+        <w:t>14:12</w:t>
+      </w:r>
       <w:r>
         <w:rPr>
           <w:lang w:val="zh_TW" w:bidi="zh_TW"/>
         </w:rPr>
         <w:t>），並在逼迫中保持警醒（</w:t>
       </w:r>
-      <w:hyperlink r:id="rId106">
-        <w:r>
-          <w:rPr>
-            <w:lang w:val="zh_TW" w:bidi="zh_TW"/>
-          </w:rPr>
-          <w:rPr>
-            <w:color w:val="0000EE"/>
-            <w:u w:val="single"/>
-          </w:rPr>
-          <w:t>16:15，</w:t>
-        </w:r>
-      </w:hyperlink>
-      <w:hyperlink r:id="rId107">
-        <w:r>
-          <w:rPr>
-            <w:lang w:val="zh_TW" w:bidi="zh_TW"/>
-          </w:rPr>
-          <w:rPr>
-            <w:color w:val="0000EE"/>
-            <w:u w:val="single"/>
-          </w:rPr>
-          <w:t>17:14</w:t>
-        </w:r>
-      </w:hyperlink>
+      <w:r>
+        <w:rPr>
+          <w:lang w:val="zh_TW" w:bidi="zh_TW"/>
+        </w:rPr>
+        <w:t>16:15，</w:t>
+      </w:r>
+      <w:r>
+        <w:rPr>
+          <w:lang w:val="zh_TW" w:bidi="zh_TW"/>
+        </w:rPr>
+        <w:t>17:14</w:t>
+      </w:r>
       <w:r>
         <w:rPr>
           <w:lang w:val="zh_TW" w:bidi="zh_TW"/>
         </w:rPr>
         <w:t>），因為膽怯的人將與作惡者一同面對永恆的刑罰（</w:t>
       </w:r>
-      <w:hyperlink r:id="rId108">
-        <w:r>
-          <w:rPr>
-            <w:lang w:val="zh_TW" w:bidi="zh_TW"/>
-          </w:rPr>
-          <w:rPr>
-            <w:color w:val="0000EE"/>
-            <w:u w:val="single"/>
-          </w:rPr>
-          <w:t>21:8</w:t>
-        </w:r>
-      </w:hyperlink>
+      <w:r>
+        <w:rPr>
+          <w:lang w:val="zh_TW" w:bidi="zh_TW"/>
+        </w:rPr>
+        <w:t>21:8</w:t>
+      </w:r>
       <w:r>
         <w:rPr>
           <w:lang w:val="zh_TW" w:bidi="zh_TW"/>
